--- a/example_articles/countries/Hungary/1.countries_Hungary_New_York_Times.docx
+++ b/example_articles/countries/Hungary/1.countries_Hungary_New_York_Times.docx
@@ -27,17 +27,17 @@
     </w:p>
     <w:p>
       <w:r>
-        <w:t>Source File: NYT/48.DOCX</w:t>
+        <w:t>Source file: NYT/48.DOCX</w:t>
       </w:r>
     </w:p>
     <w:p>
       <w:r>
-        <w:t>Raw locations result: ['Hungary']</w:t>
+        <w:t>Raw locations result, 'locations': ['Hungary']</w:t>
       </w:r>
     </w:p>
     <w:p>
       <w:r>
-        <w:t>countries_stand_flat (Standardized): Hungary</w:t>
+        <w:t>Standardized locations result, 'countries_stand_flat': Hungary</w:t>
       </w:r>
     </w:p>
     <w:p>

--- a/example_articles/countries/Hungary/1.countries_Hungary_New_York_Times.docx
+++ b/example_articles/countries/Hungary/1.countries_Hungary_New_York_Times.docx
@@ -7,7 +7,7 @@
         <w:pStyle w:val="Heading1"/>
       </w:pPr>
       <w:r>
-        <w:t>Film Festival '93: An Emphasis On the Epic, as Seen Personally</w:t>
+        <w:t>Behind the Facades, Surprises in Budapest</w:t>
       </w:r>
     </w:p>
     <w:p>
@@ -17,17 +17,17 @@
     </w:p>
     <w:p>
       <w:r>
-        <w:t>Date: 1993-08-26</w:t>
+        <w:t>Date: 1990-07-22</w:t>
       </w:r>
     </w:p>
     <w:p>
       <w:r>
-        <w:t>Section: Section C;; Section C; Page 13; Column 1; Cultural Desk; Column 1;</w:t>
+        <w:t>Section: Section 5; Page 8, Column 1; Travel Desk</w:t>
       </w:r>
     </w:p>
     <w:p>
       <w:r>
-        <w:t>Source file: NYT/48.DOCX</w:t>
+        <w:t>Source file: NYT/54.DOCX</w:t>
       </w:r>
     </w:p>
     <w:p>
@@ -49,59 +49,79 @@
     </w:p>
     <w:p>
       <w:r>
-        <w:t>The New York Film Festival, now in its 31st year, will lead off on Oct. 1 with Robert Altman's "Short Cuts," a three-hour panorama of life in contemporary Los Angeles that is based on the short stories of Raymond Carver, and close two and a half weeks later with "The Piano," Jane Campion's bizarre love story set in 19th-century New Zealand. The Campion film, to be shown on Oct. 17, shared the Palme d'Or at the Cannes International Film Festival in May with Chen Kaige's "Farewell, My Concubine," which will also be shown here.</w:t>
+        <w:t>Behind the iron gates of Budapest, in courtyards buried within unassuming apartment buildings, offices and universities, a traveler can find forgotten treasures of art and architecture, and footprints of the wars and revolutions that have marched across Hungary for the last millennium.</w:t>
         <w:br/>
-        <w:t>The festival comprises 32 films, which will be shown at Alice Tully Hall. About half the films are from the United States, France and Britain. In a departure from past festivals, Eastern Europe and Latin American film makers are barely present, their place usurped by film makers from China, Taiwan and Hong Kong.</w:t>
+        <w:t>Unlike the ornate facades of the Hungarian capital's late-19th-century buildings, recently renovated and decked out in gaudy yellows and oranges, powder blues and pinks, the interior yards often remain untouched, their bullet-pocked walls a pentimento of epochs.</w:t>
         <w:br/>
-        <w:t>The films range in length from Tim Burton's 11-minute animated film "Vincent," to Mr. Altman's 189-minute epic, which is just 9 minutes longer than Ray Miller's "The Wonderful, Horrible Life of Leni Riefenstahl," one of six documentaries in the festival. There are familiar names from past festivals, like Ken Loach, the Taviani brothers, Ms. Campion and Chantal Ackerman, and newcomers like Pierre Yameogo of Burkina Faso.</w:t>
+        <w:t>Here one can find sculptures ranging from neo-classical Greek gods to a socialist-realist bear on a scooter; an old dungeon; silversmiths' workshops and stables; lush gardens, and the basic component of Hungarian urban landscape architecture: car tires planted with flowers.</w:t>
         <w:br/>
-        <w:t xml:space="preserve"> </w:t>
+        <w:t>The sense of discovery in coming across these is keener for their being completely neglected in the midst of everyday life. And searching for them is a good excuse to stray slightly from the beaten tourist path.</w:t>
         <w:br/>
-        <w:t>A Guitry Retrospective</w:t>
+        <w:t>Courtyards tell the story of the evolution of urban Hungary. From the 19th century through World War II, maids and housewives congregated here to use the rug beaters (wooden contraptions that can still be seen) and pass the scuttlebutt.</w:t>
         <w:br/>
-        <w:t xml:space="preserve"> </w:t>
+        <w:t>An interior yard allowed the coexistence within one building of both lower and upper classes - ''Park Avenue and the South Bronx in the same building,'' as one Hungarian professor of urban anthropology, Istvan Teplan, put it. Facing the street were exclusive apartments. But fronting on the interior were small flats whose residents shared one bathroom in the corridor and drew their water from the courtyard well.</w:t>
         <w:br/>
-        <w:t xml:space="preserve"> As in past years, the festival will present a retrospective program; this fall the subject will be the French director Sacha Guitry. Seven films by Guitry, who was an important influence on Orson Welles, Alain Resnais and Francois Truffaut, will be shown at the Walter Reade Theater from Oct. 1 through 7. Guitry's best-known film, "The Story of a Cheat," will be shown at Alice Tully Hall as part of the main festival program.</w:t>
+        <w:t>In the country's stormy history courtyards have also served as centers of rebellion. After the invention of the vacuum cleaner and the Communist system, grievances (if not rugs) continued to be aired. In fact, Professor Teplan speculates that this architectural device was abandoned during the Communist era precisely to discourage the subversive commerce of ideas.</w:t>
         <w:br/>
-        <w:t>Richard Pena, the chairman of the festival's selection committee and the program director of the Film Society of Lincoln Center, said the festival did not organize its program around any particular theme. "It's a way of seeing world cinema that comes with a vision of where things are now and where they are going," he said.</w:t>
+        <w:t>''The courtyard was an arena of social conflicts,'' he told me. ''The old houses look inside. The new blocks, the housing developments on the outskirts of Budapest, don't look inside - to avoid space where people can gather.''</w:t>
         <w:br/>
-        <w:t>Nevertheless, Mr. Pena did point to trends and currents that are reflected in the 1993 festival program. "You'll see several films that could be called, for lack of a better term, personal epics," he said. "These are film that take an ambitious look at a broad swath of history but filter it through one person's experience."</w:t>
+        <w:t>Yet in the old workers' districts of Budapest the interior yards remain an agora. Here children improvise games with scraps of wood and Ping-Pong balls, and old people lean their elbows on the windows sills and call across to each other. IN one such neighborhood, the industrial district of Jozsefvaros, I pushed open the doorway of what seemed yet another soot-covered building - at 22 Dioszegi Samuel street - to find an oasis of pink flowering hydrangea, roses, tomato plants, acacia trees. A woman asked me what I was looking for. I told her I had heard that the garden here was beautiful. ''Well, yes,'' she said, ''nothing else is'' - and that was the crux of it: the carefully tended garden was a defense against the squalor outside. (Although some of these courtyards are attached to public buildings, others are private and permission to visit them should technically be asked.) It is not surprising in a country that since the Mongol attack in 1241 has almost continuously been assaulted by invading hordes, that such fragile beauty is secreted away in the protected interior of the buildings.</w:t>
         <w:br/>
-        <w:t>Examples include "Farewell, My Concubine," which covers the most recent half-century of Chinese history through the story of two men who meet as apprentices at the Peking Opera, and "The Puppetmaster," set in Taiwan under the Japanese occupation during World War II. "The Night," a Syrian film, looks at the struggle of Arabs in southern Syria to establish a sense of identity in the 1930's and 40's, when the country was under French rule.</w:t>
+        <w:t>One does not have to venture as far as Jozsefvaros to find it. In neighborhoods within walking distance of the downtown hotels, from the old Jewish ghetto to the elegant Castle district, the courtyards provide a glimpse of daily life both past and present.</w:t>
         <w:br/>
-        <w:t>Tran Anh Hang, a Vietnamese living in France, lovingly recreates the day-to-day life of a household in Saigon during the late 1950's and early 60's in "The Scent of the Green Papaya."</w:t>
+        <w:t>I began my round of courtyards on the Pest side of the Danube just in back of the Intercontinental Hotel, armed with three tools: a good map of the city (available in most bookstores); a copy of ''Budapest: A Critical Guide'' (Park/Officina Nova, 1989), a humorous and intimate book by Andras Torok, and enough curiosity to follow the ghostly path of horse-drawn carriages through the carved wooden doors or ornate iron gates.</w:t>
         <w:br/>
-        <w:t xml:space="preserve"> </w:t>
+        <w:t>Reigning over the faded pink alcove and a bank of mail boxes off the courtyard at 3 Apaczai Csere Janos Street is the queen of the ancient underworld, Persephone. An Italian sculptor, Benno Elkan Roma, has depicted her in a dreamy moment - her eyes closed, her head canted, her pink marble lips a lovely contrast to the sleek white of her face and torso. She half-heartedly covers her nakedness with a bouquet of pink, purple and russet roses of quartz and marble. In the courtyard proper, the wooden stable doors and the water trough form a down-to-earth contrast to the neoclassical pretensions of this early-19th-century building.</w:t>
         <w:br/>
-        <w:t>Trend Toward Emotion</w:t>
+        <w:t>Walking the few blocks to Kigyo street and 5 Felszabadulas Square, I stopped at the Parizai arcade. The building, built in 1911 by a bank, gives the impression of a Venetian palace. It is characteristic of the turn-of-the-century eclecticism that resulted from the search for a uniquely Hungarian style of architecture, its eastern motifs derived from a theory that the Hungarian people were of oriental origin.</w:t>
         <w:br/>
-        <w:t xml:space="preserve"> </w:t>
+        <w:t>The architect, Henrik Schmahl, took pains to distinguish the internal arcade from the mundane shoemaker's bazaar it supplanted. It is difficult to find a right angle in this passageway, with its fanciful carved wooden window frames, balustrades and even telephone booths.</w:t>
         <w:br/>
-        <w:t xml:space="preserve"> Mr. Pena also said that many of the films in this year's festival reflect a more emotive approach to film making than has been shown in past years. "A number of films really require the kind of personal involvement we tend to associate with the older, classic films, but without the romanticism and sentimentality," he said. " 'Shades of Doubt,' for example, deals with a case of incest and the emotional breakdown of an entire family." The film is the work of the French director Aline Issermann.</w:t>
+        <w:t>The shops in the arcade are marked with mid-1980's neon signs: pocketbook for a luggage store; book for a bookstore, and harem girl, of course, for the carpet store.</w:t>
         <w:br/>
-        <w:t>The festival will include four British films. Two are bleak portrayals of working-class life in contemporary Britain: Ken Loach's "Raining Stones," about an unemployed Manchester man who becomes involved with loan sharks, and Mike Leigh's "Naked," about the tenants of a London house. In "The Snapper," a comedy, Stephen Frears picks up the story of the same fictional lower-middle-class Dublin family that was portrayed in Alan Parker's "The Commitments." In "Blue," the director Derek Jarman, who has AIDS, bares his soul in a monologue while standing against a blue screen.</w:t>
+        <w:t>I then made my way down Belgrad street, along the Danube, to Dimitrov Square and what was, last year when I studied there, the Karl Marx Economics University - in the new post-communist world the Budapest University of Economic Sciences. The university occupies a 120-year-old former customs house, designed in a neo-Renaissance style by Miklos Ybl, the Budapest Opera architect.</w:t>
         <w:br/>
-        <w:t>One of the more unusual films in the festival is "It's All True: Based on an Unfinished Film by Orson Welles." The documentary reconstructs a turning point in Welles's creative life, his ill-fated attempt to film a multi-part epic in Brazil in 1942.</w:t>
+        <w:t>Although this year the school was shorn of his name and the Marxist curriculum, Karl Marx remains in the glass-covered courtyard. His somewhat tortured contemplative look seems to have deepened as the rapid democratization of Hungary took place before his unblinking bronze eyes.</w:t>
         <w:br/>
-        <w:t>At the center of the documentary is 50 minutes of film that scholars thought had been lost by RKO, the studio that sent Welles to Brazil and then pulled the plug on the project. The film that Welles sent back, all of it unedited rushes, was rediscovered in the mid-80's and edited by Richard Wilson, Welles's assistant in Brazil, relying on shooting scripts and other documents, as well as his own recollection of conversations with Welles.</w:t>
+        <w:t>In this hall in the past two years he has seen a succession of speakers indicating the waning of his power, from President Bush to the Dalai Lama to Prince Charles, to, in the spring of 1989, the leaders of the relatively obscure opposition group, the Hungarian Democratic Forum (hashing out a platform and thanking supporters). Not two years later the Democratic Forum is the leading power in the freely elected Hungarian Government.</w:t>
         <w:br/>
-        <w:t>The reconstructed episode from the uncompleted epic tells the story of fisherman from northwest Brazil who traveled by raft to Rio de Janeiro to present a list of grievances to the president. The incident was taken from the newspapers, and Welles used the actual fishermen as actors.</w:t>
+        <w:t>Walking to Calvin Square and then along Muzeum Avenue, I came to the narrow streets of what was once a working class Jewish neighborhood, behind the Dohany Street Synagogue.</w:t>
         <w:br/>
-        <w:t>"In formal terms, the film looks very much like what the Italian neo realists would do about six years later," said Mr. Pena. "Here you have Welles, in one of his most fertile creative periods, right after 'The Magnificent Ambersons,' embarking in an entirely new direction."</w:t>
+        <w:t>At 18 Dob Street is the Gozsdu building. Seven linked courtyards form the spine of this former dormitory complex built in the late 1800's by a childless Romanian judge, Elek Gozsdu, to house visiting Romanian students.</w:t>
         <w:br/>
-        <w:t xml:space="preserve"> </w:t>
+        <w:t>Some of the small jewelers workshops that lined the courtyards before World War II have been supplanted by what at first appear to be similar businesses - carpenter, hairdresser, dressmaker - but on inspection turn out to be affiliated with the Nepszinhaz, the People's Theater, making costumes, sets and props.</w:t>
         <w:br/>
-        <w:t>A Return to Poland</w:t>
+        <w:t>Major acts of Hungarian history have played in the Gozsdu courtyard. One of its groaning wrought-iron gates was the border of the Jewish ghetto during World War II.</w:t>
         <w:br/>
-        <w:t xml:space="preserve"> </w:t>
+        <w:t>During the 1958 revolution it was a headquarters for Hungarian insurgents. Russian tanks leveled the building next door and the struggle is spelled out in the bullet holes in the walls.</w:t>
         <w:br/>
-        <w:t xml:space="preserve"> On rare occasions, unsolicited films make the final cut. This year, the festival's jury chose "Birthplace," a Polish documentary about a Polish-born American Jew who returns to his hometown to find out what became of the relatives he left behind when he fled the Nazis.</w:t>
+        <w:t>In a courtyard at 29-31 Kazinczy Street, behind a cavernous Orthodox synagogue with a crenelated roof, is the Hanna kosher restaurant. The smells of kosher cooking, the clank of pots on stove burners and the shouts of children in recess from Talmud-Torah class recall a time before the Holocaust when more than a thousand worshipers came to the synagogue each week.</w:t>
         <w:br/>
-        <w:t>The oddball in this year's lineup is "Tim Burton's Nightmare Before Christmas," a stop-action animated film directed by Henry Selick and produced by Mr. Burton, the director of the Batman movies and "Edward Scissorhands."</w:t>
+        <w:t>One of the older men dining at the Hanna restaurant told me his was the first wedding held under the courtyard's wrought-iron canopy, or huppah, after the war. In Hebrew letters on the huppah's frieze is one of the blessings of the ceremony: ''The voice of joy, the voice of rejoicing, the voice of the bridegroom, the voice of the bride.''</w:t>
         <w:br/>
-        <w:t>The festival will also include "Ruby in Paradise," the first film by Victor Nunez since "A Flash of Green' in 1985, and "The War Room," a documentary by D. A. Pennebaker that follows the activity at Democratic campaign headquarters during last year's Presidential campaign.</w:t>
+        <w:t>Tucked under the courtyard's entranceway is the Sasz Chevra temple. At dusk each day, the murmuring of prayers come from its open door, through which can be seen the clocks that mark the different times of sunset - the beginning of the Jewish Sabbath - in major Hungarian towns.</w:t>
         <w:br/>
-        <w:t>In addition to Mr. Pena, the judges for this year's festival were Wendy Keys, the film society's executive producer for programming; David Ansen, the film critic for Newsweek; Stuart Klawans, the film critic for The Nation, and Joan Juliet Buck, the film critic for Vogue, who is a new member of the committee.</w:t>
+        <w:t>From here I took a taxi toward Margit Bridge and the Buda side of the Danube, asking the driver to wait for a minute while I stopped in at 13-19 Palffy Gyorgy Street, a huge block of apartments built in the 1950's for military personnel. From the courtyard one feels the full monolithic weight of what Budapesters call the Stalinist Baroque style. On one courtyard wall are two bas-reliefs in bombastic, socialist-realist style: a soldier leaves for war, bidding goodbye to his wife and his flag-waving baby, and a worker in overalls reads to a child dressed in the uniform of the Communist youth group. But what about the bear on the scooter? In the center of the courtyard, this sculpture, although in the same realistic style, is an inexplicably whimsical deviation.</w:t>
+        <w:br/>
+        <w:t>Crossing the Margit bridge I got out of the taxi at the Lukacs Spa, 25-29 Frankel Leo Street. Its swimming pools and medicinal hot baths scented with camomile are a traditional meeting place of journalists and politicans - in these waters much of the country's policy has been brewed over the past century.</w:t>
+        <w:br/>
+        <w:t>On one of the courtyard walls, just below the statue of St. Luke, are plaques donated by thankful spa-goers from faraway lands. They describe in lurid detail the illnesses supposedly cured by the Lukacs. ''An enormous cramp was in my back for months. And this bath relieved it,'' wrote one Hungarian visitor in 1898. ''God's blessing on this miraculous place!''</w:t>
+        <w:br/>
+        <w:t>These waters are said to have been sought out as early as the first century by the Roman legions. The present neoclassical complex was built during the Austro-Hungarian monarchy in the mid-19th century. It is ironic that after the Hungarians paid dearly to free themselves from the domination of Vienna, the state spa authority recently sold half of the Lukacs to an Austrian concern. Habitues speak nervously of price increases.</w:t>
+        <w:br/>
+        <w:t>But, for the moment, a weary tourist may still buy a ticket to the two swimming pools for around $1.25. The sulfurous spring water is also sold in the glass-walled drink hall near the courtyard entrance. A giant mug said to cure arthritis can be had for 1 forint (about 2 cents) - although its faint rotten-egg smell may intimidate some visitors. I had no choice but to finish mine as the woman who draws the water explained proudly that families from the countryside take home liters of the stuff.</w:t>
+        <w:br/>
+        <w:t>From here I took the tram at the foot of Margit bridge some five minutes to the last stop, Moscow Square, and caught the Castle Hill jitney to Szentharomsag Square.</w:t>
+        <w:br/>
+        <w:t>Anyone who has gotten this far deserves to duck into the cozy Biedermeier interior of the 180-year-old Ruszwurm pastry shop, 7 Szentharomsag Street. From here it is a short walk on Uri Street to No. 19 (although almost all of the Castle district's restored Gothic and Baroque houses are worth exploring). Inside this house, built on the medieval ruins of an Italian warlord's mansion, is a courtyard whose white-washed walls, balconies and low archways evoke a Mediterranean serenity.</w:t>
+        <w:br/>
+        <w:t>In the courtyard's rock garden, underneath a sundial painted on the wall, is the tombstone of Izabella Lenkey, daughter of the then-owner. The girl died at age 22 in 1850. Her fiance, forced to flee to America after participating in the failed Hungarian revolt against Austrian rule, wrote the poem on her gravestone. ''Two things were aflame in your youthful heart. Your fatherland and its son, your betrothed'' it begins, ascribing her death to the defeat of both of these.</w:t>
+        <w:br/>
+        <w:t>When I inquired about the poem, a gracious elderly lady cooking lunch at an open window welcomed me into her apartment. Mrs. Bela Borsos sat down with me at the dining room table and, in a profound silence broken only the ticking of a deep-lunged clock, she wrote the verses.</w:t>
+        <w:br/>
+        <w:t>How did she know this by heart? Time has blurred beyond recognition the words carved on the tombstone. Her great-grandmother was Izabella Lenkey's sister, said Mrs. Borsos.</w:t>
+        <w:br/>
+        <w:t>As I stood once again in the sun-filled courtyard after an afternoon touring these sanctuaries of the past, it struck me more strongly than ever that history does not end with the final chapter in the textbook.</w:t>
         <w:br/>
         <w:br/>
         <w:t>Graphic</w:t>
@@ -109,7 +129,7 @@
         <w:br/>
         <w:t xml:space="preserve"> </w:t>
         <w:br/>
-        <w:t>Photos: From "It's All True: Based on an Unfinished Film by Orson Welles." (The Film Society of Lincoln Center); Sacha Guitry and Marguerite Moreno in Guitry's "Story of a Cheat." (Interama Inc.); Lily Tomlin and Tom Waits in Robert Altman's "Short Cuts." (Joyce Rudolph/Fine Line Features)</w:t>
+        <w:t>Photos: Courtyard at 19 Uri Street; Persephone statue by Benno Elkan Roma at 3 Apaczai Csere Janos Street. Applied Arts Museum. Two-story courtyard at 22 Dioszegi Samuel Street. (Dennis Degnan); Residents of the Gozsdu building. (Alexandra Shelley) Two-story courtyard at 22 Dioszegi Samuel Street.</w:t>
       </w:r>
     </w:p>
     <w:sectPr>

--- a/example_articles/countries/Hungary/1.countries_Hungary_New_York_Times.docx
+++ b/example_articles/countries/Hungary/1.countries_Hungary_New_York_Times.docx
@@ -7,7 +7,7 @@
         <w:pStyle w:val="Heading1"/>
       </w:pPr>
       <w:r>
-        <w:t>Behind the Facades, Surprises in Budapest</w:t>
+        <w:t>A Writer Who Always Sees History in the Present Tense</w:t>
       </w:r>
     </w:p>
     <w:p>
@@ -17,17 +17,17 @@
     </w:p>
     <w:p>
       <w:r>
-        <w:t>Date: 1990-07-22</w:t>
+        <w:t>Date: 2007-11-01</w:t>
       </w:r>
     </w:p>
     <w:p>
       <w:r>
-        <w:t>Section: Section 5; Page 8, Column 1; Travel Desk</w:t>
+        <w:t>Section: Section E; Column 0; The Arts/Cultural Desk; Pg. 1; ABROAD</w:t>
       </w:r>
     </w:p>
     <w:p>
       <w:r>
-        <w:t>Source file: NYT/54.DOCX</w:t>
+        <w:t>Source file: NYT/44.DOCX</w:t>
       </w:r>
     </w:p>
     <w:p>
@@ -49,79 +49,48 @@
     </w:p>
     <w:p>
       <w:r>
-        <w:t>Behind the iron gates of Budapest, in courtyards buried within unassuming apartment buildings, offices and universities, a traveler can find forgotten treasures of art and architecture, and footprints of the wars and revolutions that have marched across Hungary for the last millennium.</w:t>
+        <w:t>From Spain recently came news of a proposal by the government to erase all physical signs of the Franco dictatorship, as if by getting rid of the plaques and statues and street names from the old regime the country could rectify and obliterate a past it has preferred not to linger over. Meanwhile Polish voters just threw out a conservative government that wanted to drag up the past by holding job seekers accountable for their dealings under the Communists.</w:t>
         <w:br/>
-        <w:t>Unlike the ornate facades of the Hungarian capital's late-19th-century buildings, recently renovated and decked out in gaudy yellows and oranges, powder blues and pinks, the interior yards often remain untouched, their bullet-pocked walls a pentimento of epochs.</w:t>
+        <w:t xml:space="preserve">  Americans tend to be amnesiacs. Europeans, however, worry history, and no writer in Europe today has dealt more eloquently with the obligations and moral conundrums of memory, private and collective, than the Hungarian novelist and essayist Peter Nadas. Berlin, it happens, is where he came years ago to work on what turned into ''A Book of Memories,'' which, when the Hungarian censors finally consented in 1986 to let it be published, invited comparison to Proust and Thomas Mann, and caused Susan Sontag, after its translation into English 11 years later, to call it ''the greatest novel written in our time, and one of the great books of the century.'' </w:t>
         <w:br/>
-        <w:t>Here one can find sculptures ranging from neo-classical Greek gods to a socialist-realist bear on a scooter; an old dungeon; silversmiths' workshops and stables; lush gardens, and the basic component of Hungarian urban landscape architecture: car tires planted with flowers.</w:t>
+        <w:t xml:space="preserve">  Berlin is also where Mr. Nadas lived for a while, after the wall fell, on a fellowship. Here again for a few weeks, passing through on the way from Hungary to New York to promote the publication of a collection of short stories and essays, ''Fire and Knowledge,'' he met the other day for a coffee at Manzini's, the cafe and sometime publishing hangout in west Berlin. In the morning, before the lunch crowd came, waiters in black vests and starched aprons laid white tablecloths and folded the day's newspapers behind the brass rails along the wooden booths. When Mr. Nadas arrived, in overcoat and hat, he smiled stiffly, took a seat at a table near the back and absently ordered a cappuccino. </w:t>
         <w:br/>
-        <w:t>The sense of discovery in coming across these is keener for their being completely neglected in the midst of everyday life. And searching for them is a good excuse to stray slightly from the beaten tourist path.</w:t>
+        <w:t xml:space="preserve">  Measured, courtly, with short gray hair and wire-rimmed glasses, in his physical manner remarkably still but with a playful laugh and a dry sense of humor, at 65 he fits the bill of the world-weary Eastern European intellectual. During the early 1970s the Hungarian secret service, which had collected incriminating details of his love affairs to use as blackmail, offered to approve a trip that he wished to take abroad  --  he had proposed visiting places important to Mann like Rome and Munich  --  in exchange for his informing on those he met with. </w:t>
         <w:br/>
-        <w:t>Courtyards tell the story of the evolution of urban Hungary. From the 19th century through World War II, maids and housewives congregated here to use the rug beaters (wooden contraptions that can still be seen) and pass the scuttlebutt.</w:t>
+        <w:t xml:space="preserve">  The security agents suggested that the ban on the publication of his works would end. He pretended not to know there even was a ban, and declined the deal.</w:t>
         <w:br/>
-        <w:t>An interior yard allowed the coexistence within one building of both lower and upper classes - ''Park Avenue and the South Bronx in the same building,'' as one Hungarian professor of urban anthropology, Istvan Teplan, put it. Facing the street were exclusive apartments. But fronting on the interior were small flats whose residents shared one bathroom in the corridor and drew their water from the courtyard well.</w:t>
+        <w:t xml:space="preserve">  Now, he said about his forthcoming trip to New York, he found that to get a visa, he had to provide fingerprints and proof of his income for the last three months. ''If my publisher hadn't dealt with it, I wouldn't go,'' he remarked. ''You have to protect yourself from terrorism. But I tried to live my life under the Communists without subjecting myself to state violation. I didn't see the world until I was in my 30s because I wouldn't accept the rules of the regime for travel. I would rather have isolation than be told what I can do by the state.''</w:t>
         <w:br/>
-        <w:t>In the country's stormy history courtyards have also served as centers of rebellion. After the invention of the vacuum cleaner and the Communist system, grievances (if not rugs) continued to be aired. In fact, Professor Teplan speculates that this architectural device was abandoned during the Communist era precisely to discourage the subversive commerce of ideas.</w:t>
+        <w:t xml:space="preserve">  Born in Budapest in 1942 (his first memory, from the age of 2, is of a fire in his house, when bombs were falling on the city), Mr. Nadas is the son of a working-class mother, who died of cancer when he was young, and a father, formerly a well-to-do bourgeois, who became a state prosecutor for the Communists and committed suicide not long after Soviet tanks quashed the Budapest uprising in 1956. The failure of that revolution, he said, taught most Hungarians to feel powerless and also abandoned by the West, fostering a suspicion of foreigners that in the post-Communist era and thanks now to the splintering of European opinion over American relations, has bred a dangerous nationalism, which is obviously spreading throughout the former Soviet countries and elsewhere.</w:t>
         <w:br/>
-        <w:t>''The courtyard was an arena of social conflicts,'' he told me. ''The old houses look inside. The new blocks, the housing developments on the outskirts of Budapest, don't look inside - to avoid space where people can gather.''</w:t>
+        <w:t xml:space="preserve">  In an essay in the new book titled ''Parasitic Systems,'' Mr. Nadas recounts the Soviet-backed suppression of Czechoslovakia in 1968: ''While windshield wipers on Hungarian military vehicles ceased to work because of all the spit expectorated by Czechoslovaks lining the streets, and as the Hungarian soldiers riding in the vehicles trembled and wept, President Johnson in a confidential telegram reassured General Secretary Leonid Brezhnev'' that the United States would not interfere. Mr. Nadas, a young journalist back then, left his job and settled in a small village by the Danube to write fiction.</w:t>
         <w:br/>
-        <w:t>Yet in the old workers' districts of Budapest the interior yards remain an agora. Here children improvise games with scraps of wood and Ping-Pong balls, and old people lean their elbows on the windows sills and call across to each other. IN one such neighborhood, the industrial district of Jozsefvaros, I pushed open the doorway of what seemed yet another soot-covered building - at 22 Dioszegi Samuel street - to find an oasis of pink flowering hydrangea, roses, tomato plants, acacia trees. A woman asked me what I was looking for. I told her I had heard that the garden here was beautiful. ''Well, yes,'' she said, ''nothing else is'' - and that was the crux of it: the carefully tended garden was a defense against the squalor outside. (Although some of these courtyards are attached to public buildings, others are private and permission to visit them should technically be asked.) It is not surprising in a country that since the Mongol attack in 1241 has almost continuously been assaulted by invading hordes, that such fragile beauty is secreted away in the protected interior of the buildings.</w:t>
+        <w:t xml:space="preserve">  ''For lack of something better to do, I resigned, walked out, and turned my back on the system to save my soul,'' he wrote. The era of so-called peaceful coexistence, during the cold war, compromised everyone's morals, and words  --  issued by Hungarian authorities, or shared among friends who couldn't help suspecting one another of being informants, or coming from the West, which promised help but didn't give it  --  no longer meant what they were supposed to. </w:t>
         <w:br/>
-        <w:t>One does not have to venture as far as Jozsefvaros to find it. In neighborhoods within walking distance of the downtown hotels, from the old Jewish ghetto to the elegant Castle district, the courtyards provide a glimpse of daily life both past and present.</w:t>
+        <w:t xml:space="preserve">  Mr. Nadas recently reflected in a Hungarian newspaper, Elet es Irodalom, on the ambiguity of William Shirer's reporting from Germany while trying to skirt Nazi censors. Under such circumstances, ''an ambiguous sentence is a triumph,'' Mr. Nadas noted. ''The human spirit rejoices in single-handedly outsmarting the state police.'' </w:t>
         <w:br/>
-        <w:t>I began my round of courtyards on the Pest side of the Danube just in back of the Intercontinental Hotel, armed with three tools: a good map of the city (available in most bookstores); a copy of ''Budapest: A Critical Guide'' (Park/Officina Nova, 1989), a humorous and intimate book by Andras Torok, and enough curiosity to follow the ghostly path of horse-drawn carriages through the carved wooden doors or ornate iron gates.</w:t>
+        <w:t xml:space="preserve">  But then, can someone in, say, Boston, ''pouring sweet maple syrup over sizzling bacon'' understand ''from such ambiguous sentences how deformed the thoughts and actions of someone can become who for years has used their mother tongue for hiding thoughts rather than for expressing them?'' he asked. ''How meaning slips around in the shadow of words, hissing through the gaps in their definitions?'' </w:t>
         <w:br/>
-        <w:t>Reigning over the faded pink alcove and a bank of mail boxes off the courtyard at 3 Apaczai Csere Janos Street is the queen of the ancient underworld, Persephone. An Italian sculptor, Benno Elkan Roma, has depicted her in a dreamy moment - her eyes closed, her head canted, her pink marble lips a lovely contrast to the sleek white of her face and torso. She half-heartedly covers her nakedness with a bouquet of pink, purple and russet roses of quartz and marble. In the courtyard proper, the wooden stable doors and the water trough form a down-to-earth contrast to the neoclassical pretensions of this early-19th-century building.</w:t>
+        <w:t xml:space="preserve">  After '56 : ''Hungary tried a socialist-capitalism that was like squaring a circle,'' he recounted the other day. ''Common knowledge then was that if you didn't speak out you could go on with your little dealings. Gradually a second, then third economy developed  --  a culture of corruption. When the wall fell, we had a peaceful change from socialism, but the negative side was that communist functionaries gained power again by privatizing what they ran before. They simply used the old networks of corruption, which are now blossoming.''</w:t>
         <w:br/>
-        <w:t>Walking the few blocks to Kigyo street and 5 Felszabadulas Square, I stopped at the Parizai arcade. The building, built in 1911 by a bank, gives the impression of a Venetian palace. It is characteristic of the turn-of-the-century eclecticism that resulted from the search for a uniquely Hungarian style of architecture, its eastern motifs derived from a theory that the Hungarian people were of oriental origin.</w:t>
+        <w:t xml:space="preserve">  Mr. Nadas began writing short stories when he was still a teenager, worked as a photojournalist before concluding he could no longer abide shooting happy proletarians to serve as government propaganda, and he wrote plays (Sontag once compared them to works by Pina Bausch and Thomas Bernhard) that, among other acts of political protest and independent expression, kept him in hot water with the authorities. </w:t>
         <w:br/>
-        <w:t>The architect, Henrik Schmahl, took pains to distinguish the internal arcade from the mundane shoemaker's bazaar it supplanted. It is difficult to find a right angle in this passageway, with its fanciful carved wooden window frames, balustrades and even telephone booths.</w:t>
+        <w:t xml:space="preserve">  The struggle toward maturity as a novelist in works like ''A Book of Memories'' and in the three-volume ''Parallel Stories,'' a work of 18 years, published two years ago but not yet in English, was to turn what he has called the ''monkey tricks of my sentences'' into ''honest'' writing. That's a metaphor, clearly, for what he feels are also the obligations of a political citizen. </w:t>
         <w:br/>
-        <w:t>The shops in the arcade are marked with mid-1980's neon signs: pocketbook for a luggage store; book for a bookstore, and harem girl, of course, for the carpet store.</w:t>
+        <w:t xml:space="preserve">  Personal responsibility, which means confronting the consequences of one's own compromised morality, is a recurrent theme in his writing about history and his literature. When asked about the proliferation of young Hungarian writers now, Mr. Nadas thought for a moment. ''It's the result of our nonisolation, which provides the freedom not to be politically engaged at all  --  on the contrary  --  they seem to have no interest in morality,'' he said.</w:t>
         <w:br/>
-        <w:t>I then made my way down Belgrad street, along the Danube, to Dimitrov Square and what was, last year when I studied there, the Karl Marx Economics University - in the new post-communist world the Budapest University of Economic Sciences. The university occupies a 120-year-old former customs house, designed in a neo-Renaissance style by Miklos Ybl, the Budapest Opera architect.</w:t>
+        <w:t xml:space="preserve">  ''They deal with the minutest details of life: how you lift a glass, what you see on a journey. But they don't get involved in big ideas.''</w:t>
         <w:br/>
-        <w:t>Although this year the school was shorn of his name and the Marxist curriculum, Karl Marx remains in the glass-covered courtyard. His somewhat tortured contemplative look seems to have deepened as the rapid democratization of Hungary took place before his unblinking bronze eyes.</w:t>
+        <w:t xml:space="preserve">  ''Recently I got into a fight with a military historian who thinks Hungary was the victim, Germany the perpetrator during the war,'' he said. Patrons now started to occupy lunch tables nearby, the gray morning giving way to a cold, sunny Berlin afternoon. ''It's a beautiful story we tell ourselves, but Germany is unique in the world for having dealt head-on with the past and not just about the war.</w:t>
         <w:br/>
-        <w:t>In this hall in the past two years he has seen a succession of speakers indicating the waning of his power, from President Bush to the Dalai Lama to Prince Charles, to, in the spring of 1989, the leaders of the relatively obscure opposition group, the Hungarian Democratic Forum (hashing out a platform and thanking supporters). Not two years later the Democratic Forum is the leading power in the freely elected Hungarian Government.</w:t>
+        <w:t xml:space="preserve">  ''This confrontation,'' he added, ''is exactly what Hungarians, French, Dutch and Americans, among many others, have not done.''</w:t>
         <w:br/>
-        <w:t>Walking to Calvin Square and then along Muzeum Avenue, I came to the narrow streets of what was once a working class Jewish neighborhood, behind the Dohany Street Synagogue.</w:t>
+        <w:t xml:space="preserve">  Peter Nadas will appear Nov. 7 at the Hungarian Cultural Center, 447 Broadway, at Grand Street, SoHo, (212) 750-4450; and at the New York Public Library on Nov. 9,  Fifth Avenue and 42nd Street, (212) 592-7730.</w:t>
         <w:br/>
-        <w:t>At 18 Dob Street is the Gozsdu building. Seven linked courtyards form the spine of this former dormitory complex built in the late 1800's by a childless Romanian judge, Elek Gozsdu, to house visiting Romanian students.</w:t>
+        <w:t xml:space="preserve">  Peter Nadas will appear Nov. 7 at the Hungarian Cultural Center, 447 Broadway, at Grand Street, SoHo, (212) 750-4450; and at the New York Public Library on Nov. 9,  Fifth Avenue and 42nd Street, (212) 592-7730.  </w:t>
         <w:br/>
-        <w:t>Some of the small jewelers workshops that lined the courtyards before World War II have been supplanted by what at first appear to be similar businesses - carpenter, hairdresser, dressmaker - but on inspection turn out to be affiliated with the Nepszinhaz, the People's Theater, making costumes, sets and props.</w:t>
         <w:br/>
-        <w:t>Major acts of Hungarian history have played in the Gozsdu courtyard. One of its groaning wrought-iron gates was the border of the Jewish ghetto during World War II.</w:t>
-        <w:br/>
-        <w:t>During the 1958 revolution it was a headquarters for Hungarian insurgents. Russian tanks leveled the building next door and the struggle is spelled out in the bullet holes in the walls.</w:t>
-        <w:br/>
-        <w:t>In a courtyard at 29-31 Kazinczy Street, behind a cavernous Orthodox synagogue with a crenelated roof, is the Hanna kosher restaurant. The smells of kosher cooking, the clank of pots on stove burners and the shouts of children in recess from Talmud-Torah class recall a time before the Holocaust when more than a thousand worshipers came to the synagogue each week.</w:t>
-        <w:br/>
-        <w:t>One of the older men dining at the Hanna restaurant told me his was the first wedding held under the courtyard's wrought-iron canopy, or huppah, after the war. In Hebrew letters on the huppah's frieze is one of the blessings of the ceremony: ''The voice of joy, the voice of rejoicing, the voice of the bridegroom, the voice of the bride.''</w:t>
-        <w:br/>
-        <w:t>Tucked under the courtyard's entranceway is the Sasz Chevra temple. At dusk each day, the murmuring of prayers come from its open door, through which can be seen the clocks that mark the different times of sunset - the beginning of the Jewish Sabbath - in major Hungarian towns.</w:t>
-        <w:br/>
-        <w:t>From here I took a taxi toward Margit Bridge and the Buda side of the Danube, asking the driver to wait for a minute while I stopped in at 13-19 Palffy Gyorgy Street, a huge block of apartments built in the 1950's for military personnel. From the courtyard one feels the full monolithic weight of what Budapesters call the Stalinist Baroque style. On one courtyard wall are two bas-reliefs in bombastic, socialist-realist style: a soldier leaves for war, bidding goodbye to his wife and his flag-waving baby, and a worker in overalls reads to a child dressed in the uniform of the Communist youth group. But what about the bear on the scooter? In the center of the courtyard, this sculpture, although in the same realistic style, is an inexplicably whimsical deviation.</w:t>
-        <w:br/>
-        <w:t>Crossing the Margit bridge I got out of the taxi at the Lukacs Spa, 25-29 Frankel Leo Street. Its swimming pools and medicinal hot baths scented with camomile are a traditional meeting place of journalists and politicans - in these waters much of the country's policy has been brewed over the past century.</w:t>
-        <w:br/>
-        <w:t>On one of the courtyard walls, just below the statue of St. Luke, are plaques donated by thankful spa-goers from faraway lands. They describe in lurid detail the illnesses supposedly cured by the Lukacs. ''An enormous cramp was in my back for months. And this bath relieved it,'' wrote one Hungarian visitor in 1898. ''God's blessing on this miraculous place!''</w:t>
-        <w:br/>
-        <w:t>These waters are said to have been sought out as early as the first century by the Roman legions. The present neoclassical complex was built during the Austro-Hungarian monarchy in the mid-19th century. It is ironic that after the Hungarians paid dearly to free themselves from the domination of Vienna, the state spa authority recently sold half of the Lukacs to an Austrian concern. Habitues speak nervously of price increases.</w:t>
-        <w:br/>
-        <w:t>But, for the moment, a weary tourist may still buy a ticket to the two swimming pools for around $1.25. The sulfurous spring water is also sold in the glass-walled drink hall near the courtyard entrance. A giant mug said to cure arthritis can be had for 1 forint (about 2 cents) - although its faint rotten-egg smell may intimidate some visitors. I had no choice but to finish mine as the woman who draws the water explained proudly that families from the countryside take home liters of the stuff.</w:t>
-        <w:br/>
-        <w:t>From here I took the tram at the foot of Margit bridge some five minutes to the last stop, Moscow Square, and caught the Castle Hill jitney to Szentharomsag Square.</w:t>
-        <w:br/>
-        <w:t>Anyone who has gotten this far deserves to duck into the cozy Biedermeier interior of the 180-year-old Ruszwurm pastry shop, 7 Szentharomsag Street. From here it is a short walk on Uri Street to No. 19 (although almost all of the Castle district's restored Gothic and Baroque houses are worth exploring). Inside this house, built on the medieval ruins of an Italian warlord's mansion, is a courtyard whose white-washed walls, balconies and low archways evoke a Mediterranean serenity.</w:t>
-        <w:br/>
-        <w:t>In the courtyard's rock garden, underneath a sundial painted on the wall, is the tombstone of Izabella Lenkey, daughter of the then-owner. The girl died at age 22 in 1850. Her fiance, forced to flee to America after participating in the failed Hungarian revolt against Austrian rule, wrote the poem on her gravestone. ''Two things were aflame in your youthful heart. Your fatherland and its son, your betrothed'' it begins, ascribing her death to the defeat of both of these.</w:t>
-        <w:br/>
-        <w:t>When I inquired about the poem, a gracious elderly lady cooking lunch at an open window welcomed me into her apartment. Mrs. Bela Borsos sat down with me at the dining room table and, in a profound silence broken only the ticking of a deep-lunged clock, she wrote the verses.</w:t>
-        <w:br/>
-        <w:t>How did she know this by heart? Time has blurred beyond recognition the words carved on the tombstone. Her great-grandmother was Izabella Lenkey's sister, said Mrs. Borsos.</w:t>
-        <w:br/>
-        <w:t>As I stood once again in the sun-filled courtyard after an afternoon touring these sanctuaries of the past, it struck me more strongly than ever that history does not end with the final chapter in the textbook.</w:t>
+        <w:t>http://www.nytimes.com</w:t>
         <w:br/>
         <w:br/>
         <w:t>Graphic</w:t>
@@ -129,7 +98,9 @@
         <w:br/>
         <w:t xml:space="preserve"> </w:t>
         <w:br/>
-        <w:t>Photos: Courtyard at 19 Uri Street; Persephone statue by Benno Elkan Roma at 3 Apaczai Csere Janos Street. Applied Arts Museum. Two-story courtyard at 22 Dioszegi Samuel Street. (Dennis Degnan); Residents of the Gozsdu building. (Alexandra Shelley) Two-story courtyard at 22 Dioszegi Samuel Street.</w:t>
+        <w:t>PHOTOS: The Hungarian writer Peter Nadas, the author of ''Fire and Knowledge,'' a collection of essays and stories. (PHOTOGRAPH BY OLIVER HARTUNG FOR THE NEW YORK TIMES) (pg. E8)</w:t>
+        <w:br/>
+        <w:t xml:space="preserve"> The novelist Peter Nadas. (PHOTOGRAPH BY OLIVER HARTUNG FOR THE NEW YORK TIMES) (pg. E1)</w:t>
       </w:r>
     </w:p>
     <w:sectPr>
